--- a/content/member-assets/mobile-headlight-restoration/client-email-templates.docx
+++ b/content/member-assets/mobile-headlight-restoration/client-email-templates.docx
@@ -759,7 +759,7 @@
               <w:pStyle w:val="TableCell"/>
             </w:pPr>
             <w:r>
-              <w:t xml:space="preserve">How to use these emails — Replace every bracketed field with buyer-specific context before sending.</w:t>
+              <w:t xml:space="preserve">How to use these emails - Replace every bracketed field with buyer-specific context before sending.</w:t>
             </w:r>
           </w:p>
         </w:tc>
@@ -801,7 +801,7 @@
               <w:pStyle w:val="TableCell"/>
             </w:pPr>
             <w:r>
-              <w:t xml:space="preserve">Cold outreach email — Subject: quick mobile headlight restoration idea for [business]</w:t>
+              <w:t xml:space="preserve">Cold outreach email - Subject: quick mobile headlight restoration idea for [business]</w:t>
             </w:r>
           </w:p>
         </w:tc>
@@ -845,7 +845,7 @@
               <w:pStyle w:val="TableCell"/>
             </w:pPr>
             <w:r>
-              <w:t xml:space="preserve">Value-first sample email — Subject: spotted one practical fix</w:t>
+              <w:t xml:space="preserve">Value-first sample email - Subject: spotted one practical fix</w:t>
             </w:r>
           </w:p>
         </w:tc>
@@ -887,7 +887,7 @@
               <w:pStyle w:val="TableCell"/>
             </w:pPr>
             <w:r>
-              <w:t xml:space="preserve">Client intake request — Thanks for confirming the mobile headlight restoration. To start cleanly, please send the…</w:t>
+              <w:t xml:space="preserve">Client intake request - Thanks for confirming the mobile headlight restoration. To start cleanly, please send the…</w:t>
             </w:r>
           </w:p>
         </w:tc>
@@ -931,7 +931,7 @@
               <w:pStyle w:val="TableCell"/>
             </w:pPr>
             <w:r>
-              <w:t xml:space="preserve">Approval request — I have finished the first version. Please review the items marked [APPROVAL NEEDED] before…</w:t>
+              <w:t xml:space="preserve">Approval request - I have finished the first version. Please review the items marked [APPROVAL NEEDED] before…</w:t>
             </w:r>
           </w:p>
         </w:tc>
@@ -973,7 +973,7 @@
               <w:pStyle w:val="TableCell"/>
             </w:pPr>
             <w:r>
-              <w:t xml:space="preserve">Final delivery email — Here is the completed mobile headlight restoration for [business]. I included the working…</w:t>
+              <w:t xml:space="preserve">Final delivery email - Here is the completed mobile headlight restoration for [business]. I included the working…</w:t>
             </w:r>
           </w:p>
         </w:tc>
@@ -1017,7 +1017,7 @@
               <w:pStyle w:val="TableCell"/>
             </w:pPr>
             <w:r>
-              <w:t xml:space="preserve">Follow-up sequence — Day 2: send one additional observation or sample improvement.</w:t>
+              <w:t xml:space="preserve">Follow-up sequence - Day 2: send one additional observation or sample improvement.</w:t>
             </w:r>
           </w:p>
         </w:tc>
@@ -1059,7 +1059,7 @@
               <w:pStyle w:val="TableCell"/>
             </w:pPr>
             <w:r>
-              <w:t xml:space="preserve">Delivery standards (shared) — This asset is for car owners, used-car sellers, landlords with fleets, and local dealers…</w:t>
+              <w:t xml:space="preserve">Delivery standards (shared) - This asset is for car owners, used-car sellers, landlords with fleets, and local dealers…</w:t>
             </w:r>
           </w:p>
         </w:tc>
@@ -1706,7 +1706,7 @@
     <w:lvl w:ilvl="0">
       <w:start w:val="1"/>
       <w:numFmt w:val="bullet"/>
-      <w:lvlText w:val="–"/>
+      <w:lvlText w:val="-"/>
       <w:pPr>
         <w:ind w:left="540" w:hanging="220"/>
       </w:pPr>

--- a/content/member-assets/mobile-headlight-restoration/client-email-templates.docx
+++ b/content/member-assets/mobile-headlight-restoration/client-email-templates.docx
@@ -673,13 +673,13 @@
         <w:tblLook w:firstRow="1" w:noHBand="0" w:noVBand="1"/>
       </w:tblPr>
       <w:tblGrid>
-        <w:gridCol w:w="1180"/>
-        <w:gridCol w:w="7940"/>
+        <w:gridCol w:w="1500"/>
+        <w:gridCol w:w="7620"/>
       </w:tblGrid>
       <w:tr>
         <w:tc>
           <w:tcPr>
-            <w:tcW w:w="1180" w:type="dxa"/>
+            <w:tcW w:w="1500" w:type="dxa"/>
             <w:shd w:fill="0A0A0A"/>
             <w:tcMar>
               <w:top w:w="120" w:type="dxa"/>
@@ -700,7 +700,7 @@
         </w:tc>
         <w:tc>
           <w:tcPr>
-            <w:tcW w:w="7940" w:type="dxa"/>
+            <w:tcW w:w="7620" w:type="dxa"/>
             <w:shd w:fill="0A0A0A"/>
             <w:tcMar>
               <w:top w:w="120" w:type="dxa"/>
@@ -723,7 +723,7 @@
       <w:tr>
         <w:tc>
           <w:tcPr>
-            <w:tcW w:w="1180" w:type="dxa"/>
+            <w:tcW w:w="1500" w:type="dxa"/>
             <w:shd w:fill="F5F3F1"/>
             <w:tcMar>
               <w:top w:w="120" w:type="dxa"/>
@@ -744,7 +744,7 @@
         </w:tc>
         <w:tc>
           <w:tcPr>
-            <w:tcW w:w="7940" w:type="dxa"/>
+            <w:tcW w:w="7620" w:type="dxa"/>
             <w:shd w:fill="F5F3F1"/>
             <w:tcMar>
               <w:top w:w="120" w:type="dxa"/>
@@ -767,7 +767,7 @@
       <w:tr>
         <w:tc>
           <w:tcPr>
-            <w:tcW w:w="1180" w:type="dxa"/>
+            <w:tcW w:w="1500" w:type="dxa"/>
             <w:tcMar>
               <w:top w:w="120" w:type="dxa"/>
               <w:left w:w="150" w:type="dxa"/>
@@ -787,7 +787,7 @@
         </w:tc>
         <w:tc>
           <w:tcPr>
-            <w:tcW w:w="7940" w:type="dxa"/>
+            <w:tcW w:w="7620" w:type="dxa"/>
             <w:tcMar>
               <w:top w:w="120" w:type="dxa"/>
               <w:left w:w="150" w:type="dxa"/>
@@ -809,7 +809,7 @@
       <w:tr>
         <w:tc>
           <w:tcPr>
-            <w:tcW w:w="1180" w:type="dxa"/>
+            <w:tcW w:w="1500" w:type="dxa"/>
             <w:shd w:fill="F5F3F1"/>
             <w:tcMar>
               <w:top w:w="120" w:type="dxa"/>
@@ -830,7 +830,7 @@
         </w:tc>
         <w:tc>
           <w:tcPr>
-            <w:tcW w:w="7940" w:type="dxa"/>
+            <w:tcW w:w="7620" w:type="dxa"/>
             <w:shd w:fill="F5F3F1"/>
             <w:tcMar>
               <w:top w:w="120" w:type="dxa"/>
@@ -853,7 +853,7 @@
       <w:tr>
         <w:tc>
           <w:tcPr>
-            <w:tcW w:w="1180" w:type="dxa"/>
+            <w:tcW w:w="1500" w:type="dxa"/>
             <w:tcMar>
               <w:top w:w="120" w:type="dxa"/>
               <w:left w:w="150" w:type="dxa"/>
@@ -873,7 +873,7 @@
         </w:tc>
         <w:tc>
           <w:tcPr>
-            <w:tcW w:w="7940" w:type="dxa"/>
+            <w:tcW w:w="7620" w:type="dxa"/>
             <w:tcMar>
               <w:top w:w="120" w:type="dxa"/>
               <w:left w:w="150" w:type="dxa"/>
@@ -895,7 +895,7 @@
       <w:tr>
         <w:tc>
           <w:tcPr>
-            <w:tcW w:w="1180" w:type="dxa"/>
+            <w:tcW w:w="1500" w:type="dxa"/>
             <w:shd w:fill="F5F3F1"/>
             <w:tcMar>
               <w:top w:w="120" w:type="dxa"/>
@@ -916,7 +916,7 @@
         </w:tc>
         <w:tc>
           <w:tcPr>
-            <w:tcW w:w="7940" w:type="dxa"/>
+            <w:tcW w:w="7620" w:type="dxa"/>
             <w:shd w:fill="F5F3F1"/>
             <w:tcMar>
               <w:top w:w="120" w:type="dxa"/>
@@ -939,7 +939,7 @@
       <w:tr>
         <w:tc>
           <w:tcPr>
-            <w:tcW w:w="1180" w:type="dxa"/>
+            <w:tcW w:w="1500" w:type="dxa"/>
             <w:tcMar>
               <w:top w:w="120" w:type="dxa"/>
               <w:left w:w="150" w:type="dxa"/>
@@ -959,7 +959,7 @@
         </w:tc>
         <w:tc>
           <w:tcPr>
-            <w:tcW w:w="7940" w:type="dxa"/>
+            <w:tcW w:w="7620" w:type="dxa"/>
             <w:tcMar>
               <w:top w:w="120" w:type="dxa"/>
               <w:left w:w="150" w:type="dxa"/>
@@ -981,7 +981,7 @@
       <w:tr>
         <w:tc>
           <w:tcPr>
-            <w:tcW w:w="1180" w:type="dxa"/>
+            <w:tcW w:w="1500" w:type="dxa"/>
             <w:shd w:fill="F5F3F1"/>
             <w:tcMar>
               <w:top w:w="120" w:type="dxa"/>
@@ -1002,7 +1002,7 @@
         </w:tc>
         <w:tc>
           <w:tcPr>
-            <w:tcW w:w="7940" w:type="dxa"/>
+            <w:tcW w:w="7620" w:type="dxa"/>
             <w:shd w:fill="F5F3F1"/>
             <w:tcMar>
               <w:top w:w="120" w:type="dxa"/>
@@ -1025,7 +1025,7 @@
       <w:tr>
         <w:tc>
           <w:tcPr>
-            <w:tcW w:w="1180" w:type="dxa"/>
+            <w:tcW w:w="1500" w:type="dxa"/>
             <w:tcMar>
               <w:top w:w="120" w:type="dxa"/>
               <w:left w:w="150" w:type="dxa"/>
@@ -1045,7 +1045,7 @@
         </w:tc>
         <w:tc>
           <w:tcPr>
-            <w:tcW w:w="7940" w:type="dxa"/>
+            <w:tcW w:w="7620" w:type="dxa"/>
             <w:tcMar>
               <w:top w:w="120" w:type="dxa"/>
               <w:left w:w="150" w:type="dxa"/>
